--- a/TAI_LIEU_HOAN_CHINH/01_Papers/P5_China_IJOEM/p5_china_vi.docx
+++ b/TAI_LIEU_HOAN_CHINH/01_Papers/P5_China_IJOEM/p5_china_vi.docx
@@ -5025,7 +5025,7 @@
     <w:name w:val="Normal"/>
     <w:qFormat/>
     <w:pPr>
-      <w:spacing w:line="360" w:lineRule="auto"/>
+      <w:spacing w:line="288" w:lineRule="auto"/>
       <w:jc w:val="both"/>
     </w:pPr>
     <w:rPr>
@@ -5039,7 +5039,7 @@
     <w:basedOn w:val="Normal"/>
     <w:link w:val="BodyTextChar"/>
     <w:pPr>
-      <w:spacing w:after="180" w:before="180" w:line="360" w:lineRule="auto"/>
+      <w:spacing w:after="180" w:before="180" w:line="288" w:lineRule="auto"/>
       <w:jc w:val="both"/>
     </w:pPr>
     <w:qFormat/>
@@ -5055,7 +5055,7 @@
     <w:next w:val="BodyText"/>
     <w:qFormat/>
     <w:pPr>
-      <w:spacing w:line="360" w:lineRule="auto"/>
+      <w:spacing w:line="288" w:lineRule="auto"/>
       <w:jc w:val="both"/>
     </w:pPr>
     <w:rPr>
@@ -5069,7 +5069,7 @@
     <w:basedOn w:val="BodyText"/>
     <w:qFormat/>
     <w:pPr>
-      <w:spacing w:after="36" w:before="36" w:line="360" w:lineRule="auto"/>
+      <w:spacing w:after="36" w:before="36" w:line="288" w:lineRule="auto"/>
       <w:jc w:val="both"/>
     </w:pPr>
     <w:rPr>
@@ -5086,7 +5086,7 @@
     <w:pPr>
       <w:keepNext/>
       <w:keepLines/>
-      <w:spacing w:after="240" w:before="480" w:line="360" w:lineRule="auto"/>
+      <w:spacing w:after="240" w:before="480" w:line="288" w:lineRule="auto"/>
       <w:jc w:val="both"/>
     </w:pPr>
     <w:rPr>
@@ -5106,7 +5106,7 @@
     <w:pPr>
       <w:keepNext/>
       <w:keepLines/>
-      <w:spacing w:after="240" w:before="240" w:line="360" w:lineRule="auto"/>
+      <w:spacing w:after="240" w:before="240" w:line="288" w:lineRule="auto"/>
       <w:jc w:val="both"/>
     </w:pPr>
     <w:rPr>
@@ -5123,7 +5123,7 @@
     <w:pPr>
       <w:keepNext/>
       <w:keepLines/>
-      <w:spacing w:line="360" w:lineRule="auto"/>
+      <w:spacing w:line="288" w:lineRule="auto"/>
       <w:jc w:val="both"/>
     </w:pPr>
     <w:rPr>
@@ -5139,7 +5139,7 @@
     <w:pPr>
       <w:keepNext/>
       <w:keepLines/>
-      <w:spacing w:line="360" w:lineRule="auto"/>
+      <w:spacing w:line="288" w:lineRule="auto"/>
       <w:jc w:val="both"/>
     </w:pPr>
     <w:rPr>
@@ -5157,7 +5157,7 @@
       <w:keepNext/>
       <w:keepLines/>
       <w:jc w:val="both"/>
-      <w:spacing w:after="0" w:before="300" w:line="360" w:lineRule="auto"/>
+      <w:spacing w:after="0" w:before="300" w:line="288" w:lineRule="auto"/>
     </w:pPr>
     <w:rPr>
       <w:color w:val="000000"/>
@@ -5175,7 +5175,7 @@
     <w:pPr>
       <w:keepNext/>
       <w:keepLines/>
-      <w:spacing w:after="300" w:before="100" w:line="360" w:lineRule="auto"/>
+      <w:spacing w:after="300" w:before="100" w:line="288" w:lineRule="auto"/>
       <w:jc w:val="both"/>
     </w:pPr>
     <w:rPr>
@@ -5191,7 +5191,7 @@
     <w:next w:val="Bibliography"/>
     <w:qFormat/>
     <w:pPr>
-      <w:spacing w:line="360" w:lineRule="auto"/>
+      <w:spacing w:line="288" w:lineRule="auto"/>
       <w:jc w:val="both"/>
     </w:pPr>
     <w:rPr>
@@ -5209,7 +5209,7 @@
     <w:pPr>
       <w:keepNext/>
       <w:keepLines/>
-      <w:spacing w:after="0" w:before="480" w:line="360" w:lineRule="auto"/>
+      <w:spacing w:after="0" w:before="480" w:line="288" w:lineRule="auto"/>
       <w:jc w:val="both"/>
       <w:outlineLvl w:val="0"/>
     </w:pPr>
@@ -5232,7 +5232,7 @@
     <w:pPr>
       <w:keepNext/>
       <w:keepLines/>
-      <w:spacing w:after="0" w:before="200" w:line="360" w:lineRule="auto"/>
+      <w:spacing w:after="0" w:before="200" w:line="288" w:lineRule="auto"/>
       <w:jc w:val="both"/>
       <w:outlineLvl w:val="1"/>
     </w:pPr>
@@ -5255,7 +5255,7 @@
     <w:pPr>
       <w:keepNext/>
       <w:keepLines/>
-      <w:spacing w:after="0" w:before="200" w:line="360" w:lineRule="auto"/>
+      <w:spacing w:after="0" w:before="200" w:line="288" w:lineRule="auto"/>
       <w:jc w:val="both"/>
       <w:outlineLvl w:val="2"/>
     </w:pPr>
@@ -5278,7 +5278,7 @@
     <w:pPr>
       <w:keepNext/>
       <w:keepLines/>
-      <w:spacing w:after="0" w:before="200" w:line="360" w:lineRule="auto"/>
+      <w:spacing w:after="0" w:before="200" w:line="288" w:lineRule="auto"/>
       <w:jc w:val="both"/>
       <w:outlineLvl w:val="3"/>
     </w:pPr>
@@ -5301,7 +5301,7 @@
     <w:pPr>
       <w:keepNext/>
       <w:keepLines/>
-      <w:spacing w:after="0" w:before="200" w:line="360" w:lineRule="auto"/>
+      <w:spacing w:after="0" w:before="200" w:line="288" w:lineRule="auto"/>
       <w:jc w:val="both"/>
       <w:outlineLvl w:val="4"/>
     </w:pPr>
@@ -5323,7 +5323,7 @@
     <w:pPr>
       <w:keepNext/>
       <w:keepLines/>
-      <w:spacing w:after="0" w:before="200" w:line="360" w:lineRule="auto"/>
+      <w:spacing w:after="0" w:before="200" w:line="288" w:lineRule="auto"/>
       <w:jc w:val="both"/>
       <w:outlineLvl w:val="5"/>
     </w:pPr>
@@ -5344,7 +5344,7 @@
     <w:pPr>
       <w:keepNext/>
       <w:keepLines/>
-      <w:spacing w:after="0" w:before="200" w:line="360" w:lineRule="auto"/>
+      <w:spacing w:after="0" w:before="200" w:line="288" w:lineRule="auto"/>
       <w:jc w:val="both"/>
       <w:outlineLvl w:val="6"/>
     </w:pPr>
@@ -5365,7 +5365,7 @@
     <w:pPr>
       <w:keepNext/>
       <w:keepLines/>
-      <w:spacing w:after="0" w:before="200" w:line="360" w:lineRule="auto"/>
+      <w:spacing w:after="0" w:before="200" w:line="288" w:lineRule="auto"/>
       <w:jc w:val="both"/>
       <w:outlineLvl w:val="7"/>
     </w:pPr>
@@ -5386,7 +5386,7 @@
     <w:pPr>
       <w:keepNext/>
       <w:keepLines/>
-      <w:spacing w:after="0" w:before="200" w:line="360" w:lineRule="auto"/>
+      <w:spacing w:after="0" w:before="200" w:line="288" w:lineRule="auto"/>
       <w:jc w:val="both"/>
       <w:outlineLvl w:val="8"/>
     </w:pPr>
@@ -5405,7 +5405,7 @@
     <w:unhideWhenUsed/>
     <w:qFormat/>
     <w:pPr>
-      <w:spacing w:after="100" w:before="100" w:line="360" w:lineRule="auto"/>
+      <w:spacing w:after="100" w:before="100" w:line="288" w:lineRule="auto"/>
       <w:ind w:firstLine="0" w:left="480" w:right="480"/>
       <w:jc w:val="both"/>
     </w:pPr>
@@ -5423,7 +5423,7 @@
     <w:unhideWhenUsed/>
     <w:qFormat/>
     <w:pPr>
-      <w:spacing w:line="360" w:lineRule="auto"/>
+      <w:spacing w:line="288" w:lineRule="auto"/>
       <w:jc w:val="both"/>
     </w:pPr>
     <w:rPr>
@@ -5449,7 +5449,7 @@
     <w:unhideWhenUsed/>
     <w:qFormat/>
     <w:pPr>
-      <w:spacing w:line="360" w:lineRule="auto"/>
+      <w:spacing w:line="288" w:lineRule="auto"/>
       <w:jc w:val="both"/>
     </w:pPr>
     <w:rPr>
@@ -5489,7 +5489,7 @@
     <w:pPr>
       <w:keepNext/>
       <w:keepLines/>
-      <w:spacing w:after="0" w:line="360" w:lineRule="auto"/>
+      <w:spacing w:after="0" w:line="288" w:lineRule="auto"/>
       <w:jc w:val="both"/>
     </w:pPr>
     <w:rPr>
@@ -5503,7 +5503,7 @@
     <w:name w:val="Definition"/>
     <w:basedOn w:val="Normal"/>
     <w:pPr>
-      <w:spacing w:line="360" w:lineRule="auto"/>
+      <w:spacing w:line="288" w:lineRule="auto"/>
       <w:jc w:val="both"/>
     </w:pPr>
     <w:rPr>
@@ -5517,7 +5517,7 @@
     <w:basedOn w:val="Normal"/>
     <w:link w:val="BodyTextChar"/>
     <w:pPr>
-      <w:spacing w:after="120" w:before="0" w:line="360" w:lineRule="auto"/>
+      <w:spacing w:after="120" w:before="0" w:line="288" w:lineRule="auto"/>
       <w:jc w:val="both"/>
     </w:pPr>
     <w:rPr>
@@ -5532,7 +5532,7 @@
     <w:basedOn w:val="Caption"/>
     <w:pPr>
       <w:keepNext/>
-      <w:spacing w:line="360" w:lineRule="auto"/>
+      <w:spacing w:line="288" w:lineRule="auto"/>
       <w:jc w:val="both"/>
     </w:pPr>
     <w:rPr>
@@ -5545,7 +5545,7 @@
     <w:name w:val="Image Caption"/>
     <w:basedOn w:val="Caption"/>
     <w:pPr>
-      <w:spacing w:line="360" w:lineRule="auto"/>
+      <w:spacing w:line="288" w:lineRule="auto"/>
       <w:jc w:val="both"/>
     </w:pPr>
     <w:rPr>
@@ -5558,7 +5558,7 @@
     <w:name w:val="Figure"/>
     <w:basedOn w:val="Normal"/>
     <w:pPr>
-      <w:spacing w:line="360" w:lineRule="auto"/>
+      <w:spacing w:line="288" w:lineRule="auto"/>
       <w:jc w:val="both"/>
     </w:pPr>
     <w:rPr>
@@ -5572,7 +5572,7 @@
     <w:basedOn w:val="Figure"/>
     <w:pPr>
       <w:keepNext/>
-      <w:spacing w:line="360" w:lineRule="auto"/>
+      <w:spacing w:line="288" w:lineRule="auto"/>
       <w:jc w:val="both"/>
     </w:pPr>
     <w:rPr>
@@ -5636,7 +5636,7 @@
     <w:unhideWhenUsed/>
     <w:qFormat/>
     <w:pPr>
-      <w:spacing w:before="240" w:line="360" w:lineRule="auto"/>
+      <w:spacing w:before="240" w:line="288" w:lineRule="auto"/>
       <w:jc w:val="both"/>
       <w:outlineLvl w:val="9"/>
     </w:pPr>
